--- a/public/gallery/examples/data-analyst/no/resume.docx
+++ b/public/gallery/examples/data-analyst/no/resume.docx
@@ -66,7 +66,7 @@
         </w:rPr>
         <w:t xml:space="preserve">📧 </w:t>
       </w:r>
-      <w:hyperlink w:history="1" r:id="rIdqrhasa1f_xoh3fpfxk1bz">
+      <w:hyperlink w:history="1" r:id="rIdjdqo-i0pilivi9wuhsxok">
         <w:r>
           <w:rPr>
             <w:sz w:val="18"/>
@@ -89,7 +89,7 @@
         </w:rPr>
         <w:t xml:space="preserve">🔗 </w:t>
       </w:r>
-      <w:hyperlink w:history="1" r:id="rIdgyekyvutkq0pkgthfl85v">
+      <w:hyperlink w:history="1" r:id="rIdbe6x1bt_x3m3silcju_cs">
         <w:r>
           <w:rPr>
             <w:sz w:val="18"/>
@@ -124,7 +124,7 @@
         <w:spacing w:after="200" w:line="276"/>
         <w:jc w:val="center"/>
       </w:pPr>
-      <w:hyperlink w:history="1" r:id="rId1a-cctheuw-zykuhbspo_">
+      <w:hyperlink w:history="1" r:id="rId32oi37gicleumgxzg0ces">
         <w:r>
           <w:rPr>
             <w:sz w:val="18"/>
@@ -140,7 +140,7 @@
         </w:rPr>
         <w:t xml:space="preserve"> • </w:t>
       </w:r>
-      <w:hyperlink w:history="1" r:id="rIdy4fafdywy_lksg_uyvodd">
+      <w:hyperlink w:history="1" r:id="rIdulm1v4p2fkpyntx9pjeuq">
         <w:r>
           <w:rPr>
             <w:sz w:val="18"/>
@@ -287,7 +287,7 @@
         </w:rPr>
         <w:t xml:space="preserve">	</w:t>
       </w:r>
-      <w:hyperlink w:history="1" r:id="rIdclwhyi9l0mt8cbrcqolqr">
+      <w:hyperlink w:history="1" r:id="rIdcrofbf5gt4n7jc8g86l2r">
         <w:r>
           <w:rPr>
             <w:sz w:val="18"/>
@@ -450,7 +450,7 @@
         </w:rPr>
         <w:t xml:space="preserve">	</w:t>
       </w:r>
-      <w:hyperlink w:history="1" r:id="rIdaotmsfo4tc-atvo2beecc">
+      <w:hyperlink w:history="1" r:id="rIddiigysb17t7dky0lgoubo">
         <w:r>
           <w:rPr>
             <w:sz w:val="18"/>
@@ -613,7 +613,7 @@
         </w:rPr>
         <w:t xml:space="preserve">	</w:t>
       </w:r>
-      <w:hyperlink w:history="1" r:id="rIdxlgsegaxag2sjkvwtxtjf">
+      <w:hyperlink w:history="1" r:id="rIdr0db_rdddzmkjllfgzrdd">
         <w:r>
           <w:rPr>
             <w:sz w:val="18"/>
@@ -757,7 +757,7 @@
         </w:rPr>
         <w:t xml:space="preserve">	</w:t>
       </w:r>
-      <w:hyperlink w:history="1" r:id="rIdzog_caqtbzv_jiykkjpys">
+      <w:hyperlink w:history="1" r:id="rIdmsnurhe_mmu5-3ecw5mug">
         <w:r>
           <w:rPr>
             <w:sz w:val="18"/>
@@ -1145,7 +1145,7 @@
         </w:rPr>
         <w:t xml:space="preserve">	</w:t>
       </w:r>
-      <w:hyperlink w:history="1" r:id="rIdxipio3-ncn8r_0tskcyoh">
+      <w:hyperlink w:history="1" r:id="rId60p-zvllapxghr19-osd1">
         <w:r>
           <w:rPr>
             <w:sz w:val="18"/>
@@ -1211,7 +1211,7 @@
         </w:rPr>
         <w:t xml:space="preserve">	</w:t>
       </w:r>
-      <w:hyperlink w:history="1" r:id="rIdez0a3dj_cfixfr-jqvn2u">
+      <w:hyperlink w:history="1" r:id="rIdybfiwjs9tt4vfmqpvmfb6">
         <w:r>
           <w:rPr>
             <w:sz w:val="18"/>
@@ -1296,7 +1296,7 @@
         </w:rPr>
         <w:t xml:space="preserve">	</w:t>
       </w:r>
-      <w:hyperlink w:history="1" r:id="rIdilj1jlatgdqtrvzynoyru">
+      <w:hyperlink w:history="1" r:id="rIdcjf0eqdkedn78cwk6yg1b">
         <w:r>
           <w:rPr>
             <w:sz w:val="18"/>
@@ -1438,7 +1438,7 @@
         </w:rPr>
         <w:t xml:space="preserve">	</w:t>
       </w:r>
-      <w:hyperlink w:history="1" r:id="rId85cap3j3dktha8jqsybma">
+      <w:hyperlink w:history="1" r:id="rIdwf-kwpmbyxah8s7jdpbbs">
         <w:r>
           <w:rPr>
             <w:sz w:val="18"/>
@@ -1582,7 +1582,7 @@
         </w:rPr>
         <w:t xml:space="preserve">	</w:t>
       </w:r>
-      <w:hyperlink w:history="1" r:id="rId51y0sdhmvzomr77sr4nlj">
+      <w:hyperlink w:history="1" r:id="rIddfqstd7cmcdk5tllatbjk">
         <w:r>
           <w:rPr>
             <w:sz w:val="18"/>
@@ -1806,7 +1806,7 @@
         </w:rPr>
         <w:t xml:space="preserve">	</w:t>
       </w:r>
-      <w:hyperlink w:history="1" r:id="rIdgqmelqmh3mslr1hn9fx8w">
+      <w:hyperlink w:history="1" r:id="rId7fvjezaroppnmxbvt1bg4">
         <w:r>
           <w:rPr>
             <w:sz w:val="18"/>
